--- a/assets/ColtMelton_Resume6172026.docx
+++ b/assets/ColtMelton_Resume6172026.docx
@@ -576,6 +576,24 @@
     </w:p>
     <w:p>
       <w:pPr>
+        <w:spacing w:line="240" w:lineRule="auto"/>
+        <w:ind w:left="360" w:firstLine="0"/>
+        <w:rPr>
+          <w:rFonts w:ascii="Times New Roman" w:cs="Times New Roman" w:eastAsia="Times New Roman" w:hAnsi="Times New Roman"/>
+          <w:sz w:val="20"/>
+          <w:szCs w:val="20"/>
+        </w:rPr>
+      </w:pPr>
+      <w:r>
+        <w:rPr>
+          <w:rFonts w:ascii="Times New Roman" w:hAnsi="Times New Roman"/>
+          <w:sz w:val="20"/>
+        </w:rPr>
+        <w:t xml:space="preserve">Enterprise Software: SAP, ERP audit support, Linux scripting, SQL queries, data aggregation</w:t>
+      </w:r>
+    </w:p>
+    <w:p>
+      <w:pPr>
         <w:pBdr>
           <w:bottom w:color="000000" w:space="2" w:sz="4" w:val="single"/>
         </w:pBdr>
@@ -607,39 +625,164 @@
           <w:sz w:val="20"/>
           <w:szCs w:val="20"/>
         </w:rPr>
-      </w:pPr>
-      <w:r>
-        <w:rPr>
-          <w:rFonts w:ascii="Times New Roman" w:cs="Times New Roman" w:eastAsia="Times New Roman" w:hAnsi="Times New Roman"/>
-          <w:b w:val="1"/>
-          <w:bCs w:val="1"/>
-          <w:rtl w:val="0"/>
-        </w:rPr>
-        <w:t xml:space="preserve">Research &amp; Development Engineer / Scientist</w:t>
-        <w:tab/>
-      </w:r>
-      <w:r>
-        <w:rPr>
-          <w:rFonts w:ascii="Times New Roman" w:cs="Times New Roman" w:eastAsia="Times New Roman" w:hAnsi="Times New Roman"/>
-          <w:b w:val="1"/>
-          <w:bCs w:val="1"/>
-          <w:sz w:val="20"/>
-          <w:szCs w:val="20"/>
-          <w:rtl w:val="0"/>
-        </w:rPr>
-        <w:tab/>
-        <w:tab/>
-        <w:tab/>
-        <w:t xml:space="preserve">                        </w:t>
-      </w:r>
-      <w:r>
-        <w:rPr>
-          <w:rFonts w:ascii="Times New Roman" w:cs="Times New Roman" w:eastAsia="Times New Roman" w:hAnsi="Times New Roman"/>
-          <w:sz w:val="20"/>
-          <w:szCs w:val="20"/>
-          <w:rtl w:val="0"/>
-        </w:rPr>
-        <w:t xml:space="preserve">October 2025 – October 2026</w:t>
+        <w:tabs>
+          <w:tab w:val="right" w:pos="10800"/>
+        </w:tabs>
+      </w:pPr>
+      <w:r>
+        <w:rPr>
+          <w:rFonts w:ascii="Times New Roman" w:cs="Times New Roman" w:eastAsia="Times New Roman" w:hAnsi="Times New Roman"/>
+          <w:b w:val="1"/>
+          <w:bCs w:val="1"/>
+          <w:rtl w:val="0"/>
+        </w:rPr>
+        <w:t xml:space="preserve">CSI Intern</w:t>
+      </w:r>
+      <w:r>
+        <w:rPr>
+          <w:rFonts w:ascii="Times New Roman" w:cs="Times New Roman" w:eastAsia="Times New Roman" w:hAnsi="Times New Roman"/>
+          <w:b w:val="1"/>
+          <w:bCs w:val="1"/>
+          <w:sz w:val="20"/>
+          <w:szCs w:val="20"/>
+          <w:rtl w:val="0"/>
+        </w:rPr>
+        <w:t xml:space="preserve"/>
+      </w:r>
+      <w:r>
+        <w:rPr>
+          <w:rFonts w:ascii="Times New Roman" w:cs="Times New Roman" w:eastAsia="Times New Roman" w:hAnsi="Times New Roman"/>
+          <w:sz w:val="20"/>
+          <w:szCs w:val="20"/>
+          <w:rtl w:val="0"/>
+        </w:rPr>
+        <w:tab/>
+        <w:t xml:space="preserve">October 6, 2026 – Present</w:t>
+      </w:r>
+      <w:r>
+        <w:rPr>
+          <w:rtl w:val="0"/>
+        </w:rPr>
+      </w:r>
+    </w:p>
+    <w:p>
+      <w:pPr>
+        <w:spacing w:line="240" w:lineRule="auto"/>
+        <w:ind w:left="360" w:firstLine="0"/>
+        <w:rPr>
+          <w:rFonts w:ascii="Times New Roman" w:cs="Times New Roman" w:eastAsia="Times New Roman" w:hAnsi="Times New Roman"/>
+          <w:b w:val="1"/>
+          <w:bCs w:val="1"/>
+          <w:sz w:val="20"/>
+          <w:szCs w:val="20"/>
+        </w:rPr>
+      </w:pPr>
+      <w:r>
+        <w:rPr>
+          <w:rFonts w:ascii="Times New Roman" w:hAnsi="Times New Roman"/>
+          <w:sz w:val="20"/>
+        </w:rPr>
+        <w:t xml:space="preserve">Central Garden &amp; Pet</w:t>
+      </w:r>
+    </w:p>
+    <w:p>
+      <w:pPr>
+        <w:spacing w:line="240" w:lineRule="auto"/>
+        <w:ind w:left="720" w:firstLine="0"/>
+        <w:rPr>
+          <w:rFonts w:ascii="Times New Roman" w:cs="Times New Roman" w:eastAsia="Times New Roman" w:hAnsi="Times New Roman"/>
+          <w:sz w:val="20"/>
+          <w:szCs w:val="20"/>
+        </w:rPr>
+      </w:pPr>
+      <w:r>
+        <w:rPr>
+          <w:rFonts w:ascii="Times New Roman" w:hAnsi="Times New Roman"/>
+          <w:sz w:val="20"/>
+        </w:rPr>
+        <w:t xml:space="preserve">• Support audit-related corporate software work in SAP and enterprise resource planning systems.</w:t>
+      </w:r>
+    </w:p>
+    <w:p>
+      <w:pPr>
+        <w:spacing w:line="240" w:lineRule="auto"/>
+        <w:ind w:left="720" w:firstLine="0"/>
+        <w:rPr>
+          <w:rFonts w:ascii="Times New Roman" w:cs="Times New Roman" w:eastAsia="Times New Roman" w:hAnsi="Times New Roman"/>
+          <w:sz w:val="20"/>
+          <w:szCs w:val="20"/>
+        </w:rPr>
+      </w:pPr>
+      <w:r>
+        <w:rPr>
+          <w:rFonts w:ascii="Times New Roman" w:hAnsi="Times New Roman"/>
+          <w:sz w:val="20"/>
+        </w:rPr>
+        <w:t xml:space="preserve">• Write scripts and automate Linux workflows to support corporate software operations and audit tasks.</w:t>
+      </w:r>
+    </w:p>
+    <w:p>
+      <w:pPr>
+        <w:spacing w:line="240" w:lineRule="auto"/>
+        <w:ind w:left="720" w:firstLine="0"/>
+        <w:rPr>
+          <w:rFonts w:ascii="Times New Roman" w:cs="Times New Roman" w:eastAsia="Times New Roman" w:hAnsi="Times New Roman"/>
+          <w:sz w:val="20"/>
+          <w:szCs w:val="20"/>
+        </w:rPr>
+      </w:pPr>
+      <w:r>
+        <w:rPr>
+          <w:rFonts w:ascii="Times New Roman" w:hAnsi="Times New Roman"/>
+          <w:sz w:val="20"/>
+        </w:rPr>
+        <w:t xml:space="preserve">• Develop SQL queries and data aggregation software to organize and summarize information for audit-related work.</w:t>
+      </w:r>
+    </w:p>
+    <w:p>
+      <w:pPr>
+        <w:spacing w:line="240" w:lineRule="auto"/>
+        <w:ind w:left="360" w:firstLine="0"/>
+        <w:rPr>
+          <w:rFonts w:ascii="Times New Roman" w:cs="Times New Roman" w:eastAsia="Times New Roman" w:hAnsi="Times New Roman"/>
+          <w:b w:val="1"/>
+          <w:bCs w:val="1"/>
+          <w:sz w:val="20"/>
+          <w:szCs w:val="20"/>
+        </w:rPr>
+      </w:pPr>
+      <w:r>
+        <w:rPr>
+          <w:rFonts w:ascii="Times New Roman" w:cs="Times New Roman" w:eastAsia="Times New Roman" w:hAnsi="Times New Roman"/>
+          <w:b w:val="1"/>
+          <w:bCs w:val="1"/>
+          <w:rtl w:val="0"/>
+        </w:rPr>
+        <w:t xml:space="preserve">Research &amp; Development Engineer / Scientist Intern</w:t>
+        <w:tab/>
+      </w:r>
+      <w:r>
+        <w:rPr>
+          <w:rFonts w:ascii="Times New Roman" w:cs="Times New Roman" w:eastAsia="Times New Roman" w:hAnsi="Times New Roman"/>
+          <w:b w:val="1"/>
+          <w:bCs w:val="1"/>
+          <w:sz w:val="20"/>
+          <w:szCs w:val="20"/>
+          <w:rtl w:val="0"/>
+        </w:rPr>
+        <w:tab/>
+        <w:tab/>
+        <w:tab/>
+        <w:t xml:space="preserve"/>
+      </w:r>
+      <w:r>
+        <w:rPr>
+          <w:rFonts w:ascii="Times New Roman" w:cs="Times New Roman" w:eastAsia="Times New Roman" w:hAnsi="Times New Roman"/>
+          <w:sz w:val="20"/>
+          <w:szCs w:val="20"/>
+          <w:rtl w:val="0"/>
+        </w:rPr>
+        <w:t xml:space="preserve">October 2025 – October 6, 2026</w:t>
       </w:r>
       <w:r>
         <w:rPr>
@@ -2419,7 +2562,7 @@
           <w:u w:val="single"/>
           <w:rtl w:val="0"/>
         </w:rPr>
-        <w:t xml:space="preserve">https://coltmelton.netlify.app</w:t>
+        <w:t xml:space="preserve">https://coltmelton.dev</w:t>
       </w:r>
     </w:hyperlink>
     <w:r>
